--- a/library/_deliverables/windows-updates-for-business/WUFB-Solution.docx
+++ b/library/_deliverables/windows-updates-for-business/WUFB-Solution.docx
@@ -15,32 +15,6 @@
       <w:r>
         <w:rPr>
           <w:b/>
-          <w:color w:val="1F3A5F"/>
-          <w:sz w:val="52"/>
-        </w:rPr>
-        <w:t>PHOENIXTEKK</w:t>
-      </w:r>
-    </w:p>
-    <w:p>
-      <w:pPr>
-        <w:jc w:val="center"/>
-      </w:pPr>
-      <w:r>
-        <w:rPr>
-          <w:color w:val="2E86C1"/>
-          <w:sz w:val="24"/>
-        </w:rPr>
-        <w:t>Workplace Marketplace · Intune Solutions</w:t>
-      </w:r>
-    </w:p>
-    <w:p/>
-    <w:p>
-      <w:pPr>
-        <w:jc w:val="center"/>
-      </w:pPr>
-      <w:r>
-        <w:rPr>
-          <w:b/>
           <w:sz w:val="40"/>
         </w:rPr>
         <w:t>Windows Updates for Business</w:t>
@@ -75,8 +49,6 @@
           <w:sz w:val="20"/>
         </w:rPr>
         <w:t>Version 1.0.0    ·    2026-06-14</w:t>
-        <w:br/>
-        <w:t>Phoenixtekk · workplace.phoenixtekk.com</w:t>
       </w:r>
     </w:p>
     <w:p>
@@ -119,7 +91,7 @@
         <w:rPr>
           <w:b/>
         </w:rPr>
-        <w:t>Phoenixtekk Workplace Marketplace · Intune Solutions</w:t>
+        <w:t>White-label · Intune Solutions</w:t>
       </w:r>
     </w:p>
     <w:p>
@@ -339,7 +311,7 @@
         <w:pStyle w:val="Heading2"/>
       </w:pPr>
       <w:r>
-        <w:t>The Phoenixtekk deployment model</w:t>
+        <w:t>The standard deployment model</w:t>
       </w:r>
     </w:p>
     <w:p>
@@ -830,7 +802,7 @@
         <w:pStyle w:val="Heading2"/>
       </w:pPr>
       <w:r>
-        <w:t>The standard Phoenixtekk deployment model</w:t>
+        <w:t>The standard deployment model</w:t>
       </w:r>
     </w:p>
     <w:p>
@@ -842,7 +814,7 @@
           <w:i/>
           <w:color w:val="2E86C1"/>
         </w:rPr>
-        <w:t>Create Pilot + Broad update rings → add a feature update profile → assign by ring → validate on the pilot → expand to broad. Phoenixtekk pattern: Assess → Configure → Pilot → Validate → Expand.</w:t>
+        <w:t>Create Pilot + Broad update rings → add a feature update profile → assign by ring → validate on the pilot → expand to broad. repeatable pattern: Assess → Configure → Pilot → Validate → Expand.</w:t>
       </w:r>
     </w:p>
     <w:p>
@@ -1044,9 +1016,10 @@
       </w:r>
       <w:r>
         <w:rPr>
-          <w:b/>
+          <w:rFonts w:ascii="Consolas" w:hAnsi="Consolas"/>
+          <w:sz w:val="19"/>
         </w:rPr>
-        <w:t>`WUFB-Discovery.ps1`</w:t>
+        <w:t>WUFB-Discovery.ps1</w:t>
       </w:r>
       <w:r>
         <w:t xml:space="preserve">. </w:t>
@@ -1155,9 +1128,10 @@
       </w:r>
       <w:r>
         <w:rPr>
-          <w:b/>
+          <w:rFonts w:ascii="Consolas" w:hAnsi="Consolas"/>
+          <w:sz w:val="19"/>
         </w:rPr>
-        <w:t>`WUFB-Discovery.ps1`</w:t>
+        <w:t>WUFB-Discovery.ps1</w:t>
       </w:r>
       <w:r>
         <w:t xml:space="preserve"> (flags WSUS). </w:t>
@@ -1322,7 +1296,7 @@
         <w:t>every</w:t>
       </w:r>
       <w:r>
-        <w:t xml:space="preserve"> Phoenixtekk solution in the </w:t>
+        <w:t xml:space="preserve"> solution in the </w:t>
       </w:r>
       <w:r>
         <w:rPr>
@@ -1632,7 +1606,7 @@
         <w:t>Why:</w:t>
       </w:r>
       <w:r>
-        <w:t xml:space="preserve"> Every Phoenixtekk solution is piloted before fleet rollout. </w:t>
+        <w:t xml:space="preserve"> Every solution is piloted before fleet rollout. </w:t>
       </w:r>
       <w:r>
         <w:rPr>
@@ -1830,7 +1804,7 @@
         <w:rPr>
           <w:b/>
         </w:rPr>
-        <w:t>The Phoenixtekk deployment model (all solutions):</w:t>
+        <w:t>The standard deployment model (all solutions):</w:t>
       </w:r>
       <w:r>
         <w:t xml:space="preserve"> </w:t>
@@ -2563,9 +2537,10 @@
       </w:r>
       <w:r>
         <w:rPr>
-          <w:b/>
+          <w:rFonts w:ascii="Consolas" w:hAnsi="Consolas"/>
+          <w:sz w:val="19"/>
         </w:rPr>
-        <w:t>`WUFB-Validation.ps1`</w:t>
+        <w:t>WUFB-Validation.ps1</w:t>
       </w:r>
       <w:r>
         <w:t>.</w:t>
@@ -2588,9 +2563,10 @@
       </w:r>
       <w:r>
         <w:rPr>
-          <w:b/>
+          <w:rFonts w:ascii="Consolas" w:hAnsi="Consolas"/>
+          <w:sz w:val="19"/>
         </w:rPr>
-        <w:t>`WUFB-Validation.ps1`</w:t>
+        <w:t>WUFB-Validation.ps1</w:t>
       </w:r>
       <w:r>
         <w:t xml:space="preserve"> → confirms the ring policy applied (deferrals/deadlines in registry).</w:t>
@@ -2605,9 +2581,10 @@
       </w:r>
       <w:r>
         <w:rPr>
-          <w:b/>
+          <w:rFonts w:ascii="Consolas" w:hAnsi="Consolas"/>
+          <w:sz w:val="19"/>
         </w:rPr>
-        <w:t>`WUFB-ComplianceReport.ps1`</w:t>
+        <w:t>WUFB-ComplianceReport.ps1</w:t>
       </w:r>
       <w:r>
         <w:t xml:space="preserve"> → confirms pilot devices' update status and OS build.</w:t>
@@ -2697,18 +2674,20 @@
       </w:r>
       <w:r>
         <w:rPr>
-          <w:b/>
+          <w:rFonts w:ascii="Consolas" w:hAnsi="Consolas"/>
+          <w:sz w:val="19"/>
         </w:rPr>
-        <w:t>`WUFB-ComplianceReport.ps1`</w:t>
+        <w:t>WUFB-ComplianceReport.ps1</w:t>
       </w:r>
       <w:r>
         <w:t xml:space="preserve"> / </w:t>
       </w:r>
       <w:r>
         <w:rPr>
-          <w:b/>
+          <w:rFonts w:ascii="Consolas" w:hAnsi="Consolas"/>
+          <w:sz w:val="19"/>
         </w:rPr>
-        <w:t>`WUFB-RingReport.ps1`</w:t>
+        <w:t>WUFB-RingReport.ps1</w:t>
       </w:r>
       <w:r>
         <w:t>.</w:t>
@@ -3176,36 +3155,40 @@
       </w:r>
       <w:r>
         <w:rPr>
-          <w:b/>
+          <w:rFonts w:ascii="Consolas" w:hAnsi="Consolas"/>
+          <w:sz w:val="19"/>
         </w:rPr>
-        <w:t>`WUFB-Validation.ps1`</w:t>
+        <w:t>WUFB-Validation.ps1</w:t>
       </w:r>
       <w:r>
         <w:t xml:space="preserve"> / </w:t>
       </w:r>
       <w:r>
         <w:rPr>
-          <w:b/>
+          <w:rFonts w:ascii="Consolas" w:hAnsi="Consolas"/>
+          <w:sz w:val="19"/>
         </w:rPr>
-        <w:t>`WUFB-Discovery.ps1`</w:t>
+        <w:t>WUFB-Discovery.ps1</w:t>
       </w:r>
       <w:r>
         <w:t xml:space="preserve"> for device state and </w:t>
       </w:r>
       <w:r>
         <w:rPr>
-          <w:b/>
+          <w:rFonts w:ascii="Consolas" w:hAnsi="Consolas"/>
+          <w:sz w:val="19"/>
         </w:rPr>
-        <w:t>`WUFB-ComplianceReport.ps1`</w:t>
+        <w:t>WUFB-ComplianceReport.ps1</w:t>
       </w:r>
       <w:r>
         <w:t xml:space="preserve"> for fleet status, </w:t>
       </w:r>
       <w:r>
         <w:rPr>
-          <w:b/>
+          <w:rFonts w:ascii="Consolas" w:hAnsi="Consolas"/>
+          <w:sz w:val="19"/>
         </w:rPr>
-        <w:t>`WUFB-Remediation.ps1`</w:t>
+        <w:t>WUFB-Remediation.ps1</w:t>
       </w:r>
       <w:r>
         <w:t xml:space="preserve"> for safe fixes.</w:t>
@@ -4298,7 +4281,7 @@
         <w:pStyle w:val="ListBullet"/>
       </w:pPr>
       <w:r>
-        <w:t xml:space="preserve">A repeatable process following the Phoenixtekk model: </w:t>
+        <w:t xml:space="preserve">A repeatable process following the repeatable model: </w:t>
       </w:r>
       <w:r>
         <w:rPr>
